--- a/eng/docx/015.content.docx
+++ b/eng/docx/015.content.docx
@@ -8711,6 +8711,133 @@
           <w:lang w:val="en_US" w:bidi="en_US"/>
         </w:rPr>
         <w:t>Temple</w:t>
+      </w:r>
+      <w:r>
+        <w:rPr>
+          <w:lang w:val="en_US" w:bidi="en_US"/>
+        </w:rPr>
+        <w:t>.</w:t>
+      </w:r>
+      <w:r>
+        <w:rPr>
+          <w:lang w:val="en_US" w:bidi="en_US"/>
+        </w:rPr>
+      </w:r>
+      <w:r>
+        <w:rPr>
+          <w:lang w:val="en_US" w:bidi="en_US"/>
+        </w:rPr>
+      </w:r>
+    </w:p>
+    <w:p>
+      <w:pPr/>
+      <w:r>
+        <w:rPr>
+          <w:lang w:val="en_US" w:bidi="en_US"/>
+        </w:rPr>
+      </w:r>
+    </w:p>
+    <w:p>
+      <w:pPr>
+        <w:pStyle w:val="Heading2"/>
+      </w:pPr>
+      <w:r>
+        <w:rPr>
+          <w:lang w:val="en_US" w:bidi="en_US"/>
+        </w:rPr>
+        <w:t>Officers in the Church</w:t>
+      </w:r>
+      <w:r>
+        <w:rPr>
+          <w:lang w:val="en_US" w:bidi="en_US"/>
+        </w:rPr>
+      </w:r>
+    </w:p>
+    <w:p>
+      <w:pPr/>
+      <w:r>
+        <w:rPr>
+          <w:lang w:val="en_US" w:bidi="en_US"/>
+        </w:rPr>
+      </w:r>
+      <w:r>
+        <w:rPr>
+          <w:i/>
+          <w:lang w:val="en_US" w:bidi="en_US"/>
+        </w:rPr>
+        <w:t>See</w:t>
+      </w:r>
+      <w:r>
+        <w:rPr>
+          <w:lang w:val="en_US" w:bidi="en_US"/>
+        </w:rPr>
+        <w:t xml:space="preserve"> </w:t>
+      </w:r>
+      <w:r>
+        <w:rPr>
+          <w:lang w:val="en_US" w:bidi="en_US"/>
+        </w:rPr>
+        <w:t>Bishop</w:t>
+      </w:r>
+      <w:r>
+        <w:rPr>
+          <w:lang w:val="en_US" w:bidi="en_US"/>
+        </w:rPr>
+        <w:t xml:space="preserve">; </w:t>
+      </w:r>
+      <w:r>
+        <w:rPr>
+          <w:lang w:val="en_US" w:bidi="en_US"/>
+        </w:rPr>
+        <w:t>Deacon, Deaconess</w:t>
+      </w:r>
+      <w:r>
+        <w:rPr>
+          <w:lang w:val="en_US" w:bidi="en_US"/>
+        </w:rPr>
+        <w:t xml:space="preserve">; </w:t>
+      </w:r>
+      <w:r>
+        <w:rPr>
+          <w:lang w:val="en_US" w:bidi="en_US"/>
+        </w:rPr>
+        <w:t>Elder</w:t>
+      </w:r>
+      <w:r>
+        <w:rPr>
+          <w:lang w:val="en_US" w:bidi="en_US"/>
+        </w:rPr>
+        <w:t xml:space="preserve">; </w:t>
+      </w:r>
+      <w:r>
+        <w:rPr>
+          <w:lang w:val="en_US" w:bidi="en_US"/>
+        </w:rPr>
+        <w:t>Pastor</w:t>
+      </w:r>
+      <w:r>
+        <w:rPr>
+          <w:lang w:val="en_US" w:bidi="en_US"/>
+        </w:rPr>
+        <w:t xml:space="preserve">; </w:t>
+      </w:r>
+      <w:r>
+        <w:rPr>
+          <w:lang w:val="en_US" w:bidi="en_US"/>
+        </w:rPr>
+        <w:t>Presbyter</w:t>
+      </w:r>
+      <w:r>
+        <w:rPr>
+          <w:lang w:val="en_US" w:bidi="en_US"/>
+        </w:rPr>
+        <w:t xml:space="preserve">; </w:t>
+      </w:r>
+      <w:r>
+        <w:rPr>
+          <w:lang w:val="en_US" w:bidi="en_US"/>
+        </w:rPr>
+        <w:t>Spiritual Gifts</w:t>
       </w:r>
       <w:r>
         <w:rPr>
